--- a/companies/hollowell-ip/Engagements/Price-Henson/2025.03.17 - Kickoff Memo - Licensing Diligence.docx
+++ b/companies/hollowell-ip/Engagements/Price-Henson/2025.03.17 - Kickoff Memo - Licensing Diligence.docx
@@ -8,27 +8,20 @@
         <w:br/>
         <w:t>From: David Chang</w:t>
         <w:br/>
-        <w:t>Re: Licensing diligence for Price-Henson, kickoff</w:t>
-        <w:br/>
-        <w:t>Privileged and confidential. Attorney work product. Do not circulate outside the firm.</w:t>
+        <w:t>Re: Kickoff -- Licensing Diligence for Price-Henson</w:t>
       </w:r>
     </w:p>
     <w:p>
       <w:r>
-        <w:t>We are on the clock as of March 14, 2025, so here is how I want to run it. The object of this matter is narrow and I want us to hold it there: tell Price-Henson whether the licensor can grant what the term sheet says it will grant, what comes attached to it, and what the claims actually reach. That is the whole engagement. The engagement letter draws that line deliberately and I have no interest in stepping over it. If someone asks us for freedom-to-operate in the middle of a call, the answer is that we will scope it separately, and then we will actually scope it separately.</w:t>
-      </w:r>
-    </w:p>
-    <w:p>
-      <w:r>
-        <w:t>Tiffany Munoz is our contact and the only person at Price-Henson who tasks us. If something that looks like a new instruction arrives from anyone else on their side, it comes to me before we act on it. That is not politics. It is that a diligence scope grows by accident more often than by decision. She is the CFO, she is going to ask what a given question is costing her, and I would like us to be able to answer that without checking first.</w:t>
+        <w:t>This memo sets the plan for the licensing diligence we are opening for Price-Henson. The engagement starts on March 14, 2025 and runs about six months. Our job is to tell the client what the transaction actually buys them the right to practice, and where the patents and the license terms behind it leave them exposed. We are not drawing conclusions yet, and we should not be; the first weeks are about fixing scope and completing the document set, so that everything we build on top of it stands on something solid.</w:t>
       </w:r>
     </w:p>
     <w:p>
       <w:pPr>
-        <w:pStyle w:val="Heading1"/>
+        <w:pStyle w:val="Heading2"/>
       </w:pPr>
       <w:r>
-        <w:t>Workstreams</w:t>
+        <w:t>The Work</w:t>
       </w:r>
     </w:p>
     <w:p>
@@ -36,7 +29,7 @@
         <w:pStyle w:val="ListBullet"/>
       </w:pPr>
       <w:r>
-        <w:t>Chain of title. I have the recorded assignment list for the eleven families in the term sheet and it is not clean. There are two families where an inventor assignment appears to have been recorded after the first continuation was filed, or not recorded at all. Richard Henderson, start here. If title is broken the rest of the analysis is decoration.</w:t>
+        <w:t>1. Fix the scope. I will turn the deal summary and the client's description of the transaction Price-Henson is evaluating into a written statement of exactly what we are clearing and what we are not, and we do not begin the substantive review until that statement is settled. A diligence report is only as good as the scope it runs against.</w:t>
       </w:r>
     </w:p>
     <w:p>
@@ -44,7 +37,7 @@
         <w:pStyle w:val="ListBullet"/>
       </w:pPr>
       <w:r>
-        <w:t>File wrappers. Read from Patent Center for now, but order the certified copies early for anything we expect to be load-bearing. I do not want to be waiting on a certified set the week we are trying to finalize a report.</w:t>
+        <w:t>2. Assemble the document set. We pull the patents, the applications, and every license, assignment, and side letter that bears on the rights at issue, and we log in writing anything we are missing and put the request in while the set is still coming together.</w:t>
       </w:r>
     </w:p>
     <w:p>
@@ -52,7 +45,7 @@
         <w:pStyle w:val="ListBullet"/>
       </w:pPr>
       <w:r>
-        <w:t>Encumbrances. Security interests of record, prior exclusive grants, fields of use already carved out, and government interest. At least two of these families read like they came out of federally funded work. If a Bayh-Dole obligation is attached, the client needs to know before it signs, not after.</w:t>
+        <w:t>3. Read and search. I will read the portfolio and chart the claims that matter against the transaction; you run the prior-art and freedom-to-operate searches and keep the reference set current. We record the search terms and the classes we ran, so the scope of the searching sits on the record and not just in our heads.</w:t>
       </w:r>
     </w:p>
     <w:p>
@@ -60,60 +53,35 @@
         <w:pStyle w:val="ListBullet"/>
       </w:pPr>
       <w:r>
-        <w:t>Claim mapping. We need product descriptions from their engineers, not from their marketing. I will run those interviews and I will keep running them until the disclosure is complete. Expect me to be a nuisance about it.</w:t>
+        <w:t>4. Escalate the calls. Anything that turns on infringement, validity, or the legal effect of a license term goes to the partner, not into a client note under our own names. We chart it and hand it up; we do not characterize it ourselves.</w:t>
+      </w:r>
+    </w:p>
+    <w:p>
+      <w:r>
+        <w:t>Our contact on the client side is Tiffany Munoz, the Chief Financial Officer at Price-Henson. Route document requests and scope questions to her, copy me, and keep the exchange on a single thread so the record stays in one place. She is expecting our first list of what we need from her side.</w:t>
+      </w:r>
+    </w:p>
+    <w:p>
+      <w:r>
+        <w:t>One standing rule for this matter, the same as every matter here: every date goes on the docket the day we learn it. The transaction has deadlines of its own, and if any of them land inside our review window I want them docketed and flagged to the partner well before they get close. A missed date is the one mistake this firm does not absorb.</w:t>
       </w:r>
     </w:p>
     <w:p>
       <w:pPr>
-        <w:pStyle w:val="ListBullet"/>
+        <w:pStyle w:val="Heading2"/>
       </w:pPr>
       <w:r>
-        <w:t>Docket. Every annuity and every statutory date we find goes on the docket the day we find it, ours to keep or not, and we reconcile against the licensor's docket rather than trusting it.</w:t>
-      </w:r>
-    </w:p>
-    <w:p>
-      <w:pPr>
-        <w:pStyle w:val="Heading1"/>
-      </w:pPr>
-      <w:r>
-        <w:t>Next steps</w:t>
-      </w:r>
-    </w:p>
-    <w:p>
-      <w:pPr>
-        <w:pStyle w:val="ListBullet"/>
-      </w:pPr>
-      <w:r>
-        <w:t>I send the document request to Tiffany Munoz this week: term sheet, the funding agreements if they exist, and the licensor's own docket for all eleven families.</w:t>
-      </w:r>
-    </w:p>
-    <w:p>
-      <w:pPr>
-        <w:pStyle w:val="ListBullet"/>
-      </w:pPr>
-      <w:r>
-        <w:t>Richard Henderson pulls the assignment records for the full set and gives me the title picture, gaps included, by our next working session.</w:t>
-      </w:r>
-    </w:p>
-    <w:p>
-      <w:pPr>
-        <w:pStyle w:val="ListBullet"/>
-      </w:pPr>
-      <w:r>
-        <w:t>I schedule the first round of inventor interviews and circulate the family list with an owner against each one.</w:t>
-      </w:r>
-    </w:p>
-    <w:p>
-      <w:pPr>
-        <w:pStyle w:val="ListBullet"/>
-      </w:pPr>
-      <w:r>
-        <w:t>We open the matter on the docket and mirror in every date we have so far, flagged as unverified until we have confirmed it against the record ourselves.</w:t>
+        <w:t>What Happens First</w:t>
       </w:r>
     </w:p>
     <w:p>
       <w:r>
-        <w:t>One request, and it is the only thing in this memo I care about more than the schedule. Write down what you assumed, every time, in the same breath as the conclusion. Some board is going to read this report and somebody's counsel may go at it afterward, and the assumption is the part they go at first. I would rather the report be dull and checkable than smooth and indefensible. If you reach a conclusion you cannot state the assumption for, that is not a conclusion yet, and I would rather hear about it at the working session than read it in a draft.</w:t>
+        <w:t>To start, I will draft the scope statement from the deal summary the client has already sent and circulate it for your read before anything substantive moves. You open the matter on the docket and stand up the reference set and the engagement file, so that every patent we pull and every date tied to this matter lives in one place from the first day. I will send Tiffany Munoz the list of documents we need from the Price-Henson side by the end of the first week, and copy you on it.</w:t>
+      </w:r>
+    </w:p>
+    <w:p>
+      <w:r>
+        <w:t>The scope statement is the gate. Nothing substantive starts until it is written and we both agree it is right.</w:t>
       </w:r>
     </w:p>
     <w:sectPr>
